--- a/docs/lectures/Chapter02_Lecture_original.docx
+++ b/docs/lectures/Chapter02_Lecture_original.docx
@@ -7,7 +7,7 @@
         <w:pStyle w:val="Title"/>
       </w:pPr>
       <w:r>
-        <w:t xml:space="preserve">Chapter 2 - International Monetary System</w:t>
+        <w:t xml:space="preserve">Chapter 2 - International Monetary System v.3</w:t>
       </w:r>
     </w:p>
     <w:p>
@@ -23,7 +23,7 @@
         <w:pStyle w:val="Date"/>
       </w:pPr>
       <w:r>
-        <w:t xml:space="preserve">2026-01-08</w:t>
+        <w:t xml:space="preserve">2026-01-11</w:t>
       </w:r>
     </w:p>
     <w:sdt>
@@ -58,7 +58,7 @@
         <w:pStyle w:val="Heading1"/>
       </w:pPr>
       <w:r>
-        <w:t xml:space="preserve">1. Chapter 2: International Monetary System</w:t>
+        <w:t xml:space="preserve">Chapter 2: International Monetary System</w:t>
       </w:r>
     </w:p>
     <w:p>
@@ -66,16 +66,13 @@
         <w:pStyle w:val="FirstParagraph"/>
       </w:pPr>
       <w:r>
-        <w:t xml:space="preserve"> </w:t>
-      </w:r>
-      <w:r>
         <w:t xml:space="preserve">“The price of every thing rises and falls from time to time and place to place; and with every such change the purchasing power of money changes so far as that thing goes.”</w:t>
       </w:r>
       <w:r>
         <w:br/>
       </w:r>
       <w:r>
-        <w:t xml:space="preserve"> — Alfred Marshall</w:t>
+        <w:t xml:space="preserve">— Alfred Marshall</w:t>
       </w:r>
     </w:p>
     <w:bookmarkStart w:id="20" w:name="chapter-roadmap"/>
@@ -241,7 +238,7 @@
         <w:pStyle w:val="Heading2"/>
       </w:pPr>
       <w:r>
-        <w:t xml:space="preserve">1.1 Part 1: History of the International Monetary System</w:t>
+        <w:t xml:space="preserve">0.1 Part 1: History of the International Monetary System</w:t>
       </w:r>
     </w:p>
     <w:bookmarkStart w:id="21" w:name="the-classical-gold-standard-1879-1913"/>
@@ -250,7 +247,7 @@
         <w:pStyle w:val="Heading3"/>
       </w:pPr>
       <w:r>
-        <w:t xml:space="preserve">1.1.1 The Classical Gold Standard (1879-1913)</w:t>
+        <w:t xml:space="preserve">0.1.1 The Classical Gold Standard (1879-1913)</w:t>
       </w:r>
     </w:p>
     <w:p>
@@ -332,7 +329,7 @@
         <w:pStyle w:val="Heading3"/>
       </w:pPr>
       <w:r>
-        <w:t xml:space="preserve">1.1.2 The Interwar Years and World War II (1914-1944)</w:t>
+        <w:t xml:space="preserve">0.1.2 The Interwar Years and World War II (1914-1944)</w:t>
       </w:r>
     </w:p>
     <w:p>
@@ -378,7 +375,7 @@
         <w:pStyle w:val="Heading3"/>
       </w:pPr>
       <w:r>
-        <w:t xml:space="preserve">1.1.3 Bretton Woods and the International Monetary Fund (1944-1973)</w:t>
+        <w:t xml:space="preserve">0.1.3 Bretton Woods and the International Monetary Fund (1944-1973)</w:t>
       </w:r>
     </w:p>
     <w:p>
@@ -618,7 +615,7 @@
         <w:pStyle w:val="Heading2"/>
       </w:pPr>
       <w:r>
-        <w:t xml:space="preserve">1.2 Part 2: Contemporary Regimes (10 minutes)</w:t>
+        <w:t xml:space="preserve">0.2 Part 2: Contemporary Regimes (10 minutes)</w:t>
       </w:r>
     </w:p>
     <w:bookmarkStart w:id="25" w:name="Xc0c428e15b4abe413c5141c219dcde403510031"/>
@@ -627,7 +624,7 @@
         <w:pStyle w:val="Heading3"/>
       </w:pPr>
       <w:r>
-        <w:t xml:space="preserve">1.2.1 IMF Classification (De Facto - Observed Behavior)</w:t>
+        <w:t xml:space="preserve">0.2.1 IMF Classification (De Facto - Observed Behavior)</w:t>
       </w:r>
     </w:p>
     <w:p>
@@ -871,7 +868,7 @@
         <w:pStyle w:val="Heading2"/>
       </w:pPr>
       <w:r>
-        <w:t xml:space="preserve">1.3 Part 3: The Impossible Trinity</w:t>
+        <w:t xml:space="preserve">0.3 Part 3: The Impossible Trinity</w:t>
       </w:r>
     </w:p>
     <w:bookmarkStart w:id="27" w:name="the-core-framework"/>
@@ -880,7 +877,7 @@
         <w:pStyle w:val="Heading3"/>
       </w:pPr>
       <w:r>
-        <w:t xml:space="preserve">1.3.1 The Core Framework</w:t>
+        <w:t xml:space="preserve">0.3.1 The Core Framework</w:t>
       </w:r>
     </w:p>
     <w:p>
@@ -1052,7 +1049,7 @@
         <w:pStyle w:val="Heading2"/>
       </w:pPr>
       <w:r>
-        <w:t xml:space="preserve">1.4 Part 4: A Single Currency for Europe: The Euro</w:t>
+        <w:t xml:space="preserve">0.4 Part 4: A Single Currency for Europe: The Euro</w:t>
       </w:r>
     </w:p>
     <w:bookmarkStart w:id="29" w:name="creation-timeline"/>
@@ -1061,7 +1058,7 @@
         <w:pStyle w:val="Heading3"/>
       </w:pPr>
       <w:r>
-        <w:t xml:space="preserve">1.4.1 Creation Timeline</w:t>
+        <w:t xml:space="preserve">0.4.1 Creation Timeline</w:t>
       </w:r>
     </w:p>
     <w:p>
@@ -1131,7 +1128,7 @@
         <w:pStyle w:val="Heading3"/>
       </w:pPr>
       <w:r>
-        <w:t xml:space="preserve">1.4.2 The Maastricht Treaty and Monetary Union</w:t>
+        <w:t xml:space="preserve">0.4.2 The Maastricht Treaty and Monetary Union</w:t>
       </w:r>
     </w:p>
     <w:p>
@@ -1149,7 +1146,7 @@
         <w:pStyle w:val="Heading3"/>
       </w:pPr>
       <w:r>
-        <w:t xml:space="preserve">1.4.3 European Central Bank (ECB)</w:t>
+        <w:t xml:space="preserve">0.4.3 European Central Bank (ECB)</w:t>
       </w:r>
     </w:p>
     <w:p>
@@ -1207,7 +1204,7 @@
         <w:pStyle w:val="Heading3"/>
       </w:pPr>
       <w:r>
-        <w:t xml:space="preserve">1.4.4 The Launch of the Euro</w:t>
+        <w:t xml:space="preserve">0.4.4 The Launch of the Euro</w:t>
       </w:r>
     </w:p>
     <w:bookmarkEnd w:id="32"/>
@@ -1217,7 +1214,7 @@
         <w:pStyle w:val="Heading3"/>
       </w:pPr>
       <w:r>
-        <w:t xml:space="preserve">1.4.5 Benefits</w:t>
+        <w:t xml:space="preserve">0.4.5 Benefits</w:t>
       </w:r>
     </w:p>
     <w:p>
@@ -1287,7 +1284,7 @@
         <w:pStyle w:val="Heading3"/>
       </w:pPr>
       <w:r>
-        <w:t xml:space="preserve">1.4.6 Challenges</w:t>
+        <w:t xml:space="preserve">0.4.6 Challenges</w:t>
       </w:r>
     </w:p>
     <w:p>
@@ -1491,7 +1488,7 @@
         <w:pStyle w:val="Heading3"/>
       </w:pPr>
       <w:r>
-        <w:t xml:space="preserve">1.4.7 Greek Crisis Case Study</w:t>
+        <w:t xml:space="preserve">0.4.7 Greek Crisis Case Study</w:t>
       </w:r>
     </w:p>
     <w:p>
@@ -1606,7 +1603,7 @@
         <w:pStyle w:val="Heading2"/>
       </w:pPr>
       <w:r>
-        <w:t xml:space="preserve">1.5 Part 5: Emerging Markets (10 minutes)</w:t>
+        <w:t xml:space="preserve">0.5 Part 5: Emerging Markets (10 minutes)</w:t>
       </w:r>
     </w:p>
     <w:bookmarkStart w:id="37" w:name="currency-boards-argentina-1991-2001"/>
@@ -1615,7 +1612,7 @@
         <w:pStyle w:val="Heading3"/>
       </w:pPr>
       <w:r>
-        <w:t xml:space="preserve">1.5.1 Currency Boards: Argentina (1991-2001)</w:t>
+        <w:t xml:space="preserve">0.5.1 Currency Boards: Argentina (1991-2001)</w:t>
       </w:r>
     </w:p>
     <w:p>
@@ -1697,7 +1694,7 @@
         <w:pStyle w:val="Heading3"/>
       </w:pPr>
       <w:r>
-        <w:t xml:space="preserve">1.5.2 Dollarization</w:t>
+        <w:t xml:space="preserve">0.5.2 Dollarization</w:t>
       </w:r>
     </w:p>
     <w:p>
@@ -1795,7 +1792,7 @@
         <w:pStyle w:val="Heading3"/>
       </w:pPr>
       <w:r>
-        <w:t xml:space="preserve">1.5.3 Calvo &amp; Mishkin (2003)</w:t>
+        <w:t xml:space="preserve">0.5.3 Calvo &amp; Mishkin (2003)</w:t>
       </w:r>
     </w:p>
     <w:p>
@@ -1839,7 +1836,7 @@
         <w:pStyle w:val="Heading2"/>
       </w:pPr>
       <w:r>
-        <w:t xml:space="preserve">1.6 Part 6: Chinese RMB (8 minutes)</w:t>
+        <w:t xml:space="preserve">0.6 Part 6: Chinese RMB (8 minutes)</w:t>
       </w:r>
     </w:p>
     <w:bookmarkStart w:id="41" w:name="two-market-structure"/>
@@ -1848,7 +1845,7 @@
         <w:pStyle w:val="Heading3"/>
       </w:pPr>
       <w:r>
-        <w:t xml:space="preserve">1.6.1 Two-Market Structure</w:t>
+        <w:t xml:space="preserve">0.6.1 Two-Market Structure</w:t>
       </w:r>
     </w:p>
     <w:p>
@@ -1894,7 +1891,7 @@
         <w:pStyle w:val="Heading3"/>
       </w:pPr>
       <w:r>
-        <w:t xml:space="preserve">1.6.2 Three Internationalization Levels</w:t>
+        <w:t xml:space="preserve">0.6.2 Three Internationalization Levels</w:t>
       </w:r>
     </w:p>
     <w:p>
@@ -1958,7 +1955,7 @@
         <w:pStyle w:val="Heading3"/>
       </w:pPr>
       <w:r>
-        <w:t xml:space="preserve">1.6.3 Triffin Dilemma</w:t>
+        <w:t xml:space="preserve">0.6.3 Triffin Dilemma</w:t>
       </w:r>
     </w:p>
     <w:p>
@@ -2004,7 +2001,7 @@
         <w:pStyle w:val="Heading3"/>
       </w:pPr>
       <w:r>
-        <w:t xml:space="preserve">1.6.4 Currency Trading Hubs</w:t>
+        <w:t xml:space="preserve">0.6.4 Currency Trading Hubs</w:t>
       </w:r>
     </w:p>
     <w:p>
@@ -2040,7 +2037,7 @@
         <w:pStyle w:val="Heading2"/>
       </w:pPr>
       <w:r>
-        <w:t xml:space="preserve">1.7 Part 7: Reserve Currencies &amp; Digital Currency (5 minutes)</w:t>
+        <w:t xml:space="preserve">0.7 Part 7: Reserve Currencies &amp; Digital Currency (5 minutes)</w:t>
       </w:r>
     </w:p>
     <w:bookmarkStart w:id="46" w:name="current-landscape"/>
@@ -2049,7 +2046,7 @@
         <w:pStyle w:val="Heading3"/>
       </w:pPr>
       <w:r>
-        <w:t xml:space="preserve">1.7.1 Current Landscape</w:t>
+        <w:t xml:space="preserve">0.7.1 Current Landscape</w:t>
       </w:r>
     </w:p>
     <w:p>
@@ -2119,7 +2116,7 @@
         <w:pStyle w:val="Heading3"/>
       </w:pPr>
       <w:r>
-        <w:t xml:space="preserve">1.7.2 Why Dollar Dominance</w:t>
+        <w:t xml:space="preserve">0.7.2 Why Dollar Dominance</w:t>
       </w:r>
     </w:p>
     <w:p>
@@ -2201,7 +2198,7 @@
         <w:pStyle w:val="Heading3"/>
       </w:pPr>
       <w:r>
-        <w:t xml:space="preserve">1.7.3 Challenges</w:t>
+        <w:t xml:space="preserve">0.7.3 Challenges</w:t>
       </w:r>
     </w:p>
     <w:p>
@@ -2265,7 +2262,7 @@
         <w:pStyle w:val="Heading3"/>
       </w:pPr>
       <w:r>
-        <w:t xml:space="preserve">1.7.4 Digital Yuan (e-CNY)</w:t>
+        <w:t xml:space="preserve">0.7.4 Digital Yuan (e-CNY)</w:t>
       </w:r>
     </w:p>
     <w:p>
@@ -2329,7 +2326,7 @@
         <w:pStyle w:val="Heading3"/>
       </w:pPr>
       <w:r>
-        <w:t xml:space="preserve">1.7.5 Impact on International System</w:t>
+        <w:t xml:space="preserve">0.7.5 Impact on International System</w:t>
       </w:r>
     </w:p>
     <w:p>
@@ -2395,7 +2392,7 @@
         <w:pStyle w:val="Heading2"/>
       </w:pPr>
       <w:r>
-        <w:t xml:space="preserve">1.8 Conclusion (5 minutes)</w:t>
+        <w:t xml:space="preserve">0.8 Conclusion (5 minutes)</w:t>
       </w:r>
     </w:p>
     <w:bookmarkStart w:id="52" w:name="five-key-lessons"/>
@@ -2404,7 +2401,7 @@
         <w:pStyle w:val="Heading3"/>
       </w:pPr>
       <w:r>
-        <w:t xml:space="preserve">1.8.1 Five Key Lessons</w:t>
+        <w:t xml:space="preserve">0.8.1 Five Key Lessons</w:t>
       </w:r>
     </w:p>
     <w:p>
@@ -2633,7 +2630,7 @@
         <w:pStyle w:val="Heading3"/>
       </w:pPr>
       <w:r>
-        <w:t xml:space="preserve">1.8.2 Discussion Questions</w:t>
+        <w:t xml:space="preserve">0.8.2 Discussion Questions</w:t>
       </w:r>
     </w:p>
     <w:p>
